--- a/docs/简历-杨子颉.docx
+++ b/docs/简历-杨子颉.docx
@@ -97,7 +97,20 @@
           <w:sz w:val="21"/>
           <w:szCs w:val="21"/>
         </w:rPr>
-        <w:t xml:space="preserve">软件开发方向实习生 / 研究所入所培养对象</w:t>
+        <w:t xml:space="preserve">研究所入所培养对象（软件工程方向）</w:t>
+      </w:r>
+    </w:p>
+    <w:p>
+      <w:pPr>
+        <w:spacing w:before="0" w:after="60" w:line="260" w:lineRule="auto"/>
+      </w:pPr>
+      <w:r>
+        <w:rPr>
+          <w:rFonts w:ascii="微软雅黑" w:eastAsia="微软雅黑" w:hAnsi="微软雅黑"/>
+          <w:sz w:val="21"/>
+          <w:szCs w:val="21"/>
+        </w:rPr>
+        <w:t xml:space="preserve">对网络与信息安全方向有明确兴趣，希望作为后续深入的方向之一</w:t>
       </w:r>
     </w:p>
     <w:p>
@@ -405,7 +418,34 @@
           <w:sz w:val="21"/>
           <w:szCs w:val="21"/>
         </w:rPr>
-        <w:t xml:space="preserve">· 其他方向（计算机组成、操作系统、计算机网络、数据库、信息安全、机器学习等）：</w:t>
+        <w:t xml:space="preserve">· 网络与信息安全：尚未接触，是我想深入的方向。已在知识图谱中标为"还没碰过"，</w:t>
+      </w:r>
+    </w:p>
+    <w:p>
+      <w:pPr>
+        <w:spacing w:before="0" w:after="60" w:line="260" w:lineRule="auto"/>
+      </w:pPr>
+      <w:r>
+        <w:rPr>
+          <w:rFonts w:ascii="微软雅黑" w:eastAsia="微软雅黑" w:hAnsi="微软雅黑"/>
+          <w:sz w:val="21"/>
+          <w:szCs w:val="21"/>
+        </w:rPr>
+        <w:t xml:space="preserve">  打算在补完编程与数据结构基础、大二开设计算机网络与操作系统课程后系统学习。</w:t>
+      </w:r>
+    </w:p>
+    <w:p>
+      <w:pPr>
+        <w:ind w:left="260"/>
+        <w:spacing w:before="0" w:after="60" w:line="260" w:lineRule="auto"/>
+      </w:pPr>
+      <w:r>
+        <w:rPr>
+          <w:rFonts w:ascii="微软雅黑" w:eastAsia="微软雅黑" w:hAnsi="微软雅黑"/>
+          <w:sz w:val="21"/>
+          <w:szCs w:val="21"/>
+        </w:rPr>
+        <w:t xml:space="preserve">· 其他方向（计算机组成、操作系统、计算机网络、数据库、机器学习等）：</w:t>
       </w:r>
     </w:p>
     <w:p>
